--- a/03_Outputs/final scripts/ru/Module 8/8.3.0-ru.docx
+++ b/03_Outputs/final scripts/ru/Module 8/8.3.0-ru.docx
@@ -14,12 +14,12 @@
     </w:p>
     <w:p>
       <w:r>
-        <w:t xml:space="preserve">Стратегии отрасли не менее важны. Масштабирование инноваций требует стратегических партнерств — между стартапами, инвесторами и законодателями — при поддержке стимулирующих политик и смешанного финансирования. Такой подход особенно важен в регионах, где нехватка финансирования и технические барьеры тормозят прогресс.  </w:t>
+        <w:t xml:space="preserve">Стратегии отрасли не менее важны. Масштабирование инноваций требует стратегических партнерств — между стартапами, инвесторами и законодателями — при поддержке благоприятных политик и смешанного финансирования. Такой подход особенно важен в регионах, где нехватка финансирования и технические барьеры тормозят прогресс.  </w:t>
       </w:r>
     </w:p>
     <w:p>
       <w:r>
-        <w:t xml:space="preserve">Развитие рабочей силы — ещё один ключевой компонент. Программы переподготовки, продвижение гендерного равенства и обмен знаниями обеспечивают справедливый и равноправный переход. Вовлечение местных сообществ и расширение возможностей работников могут раскрыть весь потенциал технологий возобновляемой энергии.  </w:t>
+        <w:t xml:space="preserve">Развитие рабочей силы — ещё один ключевой компонент. Программы переподготовки, продвижение гендерного равенства и обмен знаниями обеспечивают справедливый и равноправный переход. Вовлечение местных сообществ и расширение возможностей для работников могут раскрыть полный потенциал технологий возобновляемой энергии.  </w:t>
       </w:r>
     </w:p>
     <w:p>
